--- a/ind/docx/51.content.docx
+++ b/ind/docx/51.content.docx
@@ -5339,18 +5339,12 @@
         </w:rPr>
         <w:t xml:space="preserve"> adalah kebalikan dari “kuasa kegelapan” di ayat berikutnya (</w:t>
       </w:r>
-      <w:hyperlink r:id="rId13">
-        <w:r>
-          <w:rPr>
-            <w:lang w:val="id_ID" w:bidi="id_ID"/>
-          </w:rPr>
-          <w:rPr>
-            <w:color w:val="0000EE"/>
-            <w:u w:val="single"/>
-          </w:rPr>
-          <w:t>1:13</w:t>
-        </w:r>
-      </w:hyperlink>
+      <w:r>
+        <w:rPr>
+          <w:lang w:val="id_ID" w:bidi="id_ID"/>
+        </w:rPr>
+        <w:t>1:13</w:t>
+      </w:r>
       <w:r>
         <w:rPr>
           <w:lang w:val="id_ID" w:bidi="id_ID"/>
@@ -6055,18 +6049,12 @@
         </w:rPr>
         <w:t>**Anak adalah satu gelar penting yang menggambarkan hubungan antara Allah Bapa (yang disebutkan dalam ayat sebelumnya (</w:t>
       </w:r>
-      <w:hyperlink r:id="rId14">
-        <w:r>
-          <w:rPr>
-            <w:lang w:val="id_ID" w:bidi="id_ID"/>
-          </w:rPr>
-          <w:rPr>
-            <w:color w:val="0000EE"/>
-            <w:u w:val="single"/>
-          </w:rPr>
-          <w:t>1:12</w:t>
-        </w:r>
-      </w:hyperlink>
+      <w:r>
+        <w:rPr>
+          <w:lang w:val="id_ID" w:bidi="id_ID"/>
+        </w:rPr>
+        <w:t>1:12</w:t>
+      </w:r>
       <w:r>
         <w:rPr>
           <w:lang w:val="id_ID" w:bidi="id_ID"/>
@@ -6156,18 +6144,12 @@
         </w:rPr>
         <w:t xml:space="preserve">Beberapa naskah yang lebih kemudian menambahkan “melalui darah-Nya” setelah kata “penebusan”. Kemungkinan besar, “melalui darah-Nya” secara tidak sengaja ditambahkan karena kemiripan ayat ini dengan </w:t>
       </w:r>
-      <w:hyperlink r:id="rId15">
-        <w:r>
-          <w:rPr>
-            <w:lang w:val="id_ID" w:bidi="id_ID"/>
-          </w:rPr>
-          <w:rPr>
-            <w:color w:val="0000EE"/>
-            <w:u w:val="single"/>
-          </w:rPr>
-          <w:t>Efesus 1:7</w:t>
-        </w:r>
-      </w:hyperlink>
+      <w:r>
+        <w:rPr>
+          <w:lang w:val="id_ID" w:bidi="id_ID"/>
+        </w:rPr>
+        <w:t>Efesus 1:7</w:t>
+      </w:r>
       <w:r>
         <w:rPr>
           <w:lang w:val="id_ID" w:bidi="id_ID"/>
@@ -13278,18 +13260,12 @@
         </w:rPr>
         <w:t xml:space="preserve">Di sini Paulus menyebut “firman Allah,” dari </w:t>
       </w:r>
-      <w:hyperlink r:id="rId16">
-        <w:r>
-          <w:rPr>
-            <w:lang w:val="id_ID" w:bidi="id_ID"/>
-          </w:rPr>
-          <w:rPr>
-            <w:color w:val="0000EE"/>
-            <w:u w:val="single"/>
-          </w:rPr>
-          <w:t>1:25</w:t>
-        </w:r>
-      </w:hyperlink>
+      <w:r>
+        <w:rPr>
+          <w:lang w:val="id_ID" w:bidi="id_ID"/>
+        </w:rPr>
+        <w:t>1:25</w:t>
+      </w:r>
       <w:r>
         <w:rPr>
           <w:lang w:val="id_ID" w:bidi="id_ID"/>
@@ -15625,18 +15601,12 @@
         </w:rPr>
         <w:t xml:space="preserve"> memperkenalkan alasan mengapa Paulus memberi tahu mereka dalam </w:t>
       </w:r>
-      <w:hyperlink r:id="rId17">
-        <w:r>
-          <w:rPr>
-            <w:lang w:val="id_ID" w:bidi="id_ID"/>
-          </w:rPr>
-          <w:rPr>
-            <w:color w:val="0000EE"/>
-            <w:u w:val="single"/>
-          </w:rPr>
-          <w:t>1:29</w:t>
-        </w:r>
-      </w:hyperlink>
+      <w:r>
+        <w:rPr>
+          <w:lang w:val="id_ID" w:bidi="id_ID"/>
+        </w:rPr>
+        <w:t>1:29</w:t>
+      </w:r>
       <w:r>
         <w:rPr>
           <w:lang w:val="id_ID" w:bidi="id_ID"/>
@@ -15739,18 +15709,12 @@
         </w:rPr>
         <w:t xml:space="preserve"> berhubungan langsung dengan kata “pergumulkan” dalam </w:t>
       </w:r>
-      <w:hyperlink r:id="rId17">
-        <w:r>
-          <w:rPr>
-            <w:lang w:val="id_ID" w:bidi="id_ID"/>
-          </w:rPr>
-          <w:rPr>
-            <w:color w:val="0000EE"/>
-            <w:u w:val="single"/>
-          </w:rPr>
-          <w:t>1:29</w:t>
-        </w:r>
-      </w:hyperlink>
+      <w:r>
+        <w:rPr>
+          <w:lang w:val="id_ID" w:bidi="id_ID"/>
+        </w:rPr>
+        <w:t>1:29</w:t>
+      </w:r>
       <w:r>
         <w:rPr>
           <w:lang w:val="id_ID" w:bidi="id_ID"/>
@@ -18085,18 +18049,12 @@
         </w:rPr>
         <w:t xml:space="preserve"> merujuk pada apa yang Paulus katakan dalam </w:t>
       </w:r>
-      <w:hyperlink r:id="rId18">
-        <w:r>
-          <w:rPr>
-            <w:lang w:val="id_ID" w:bidi="id_ID"/>
-          </w:rPr>
-          <w:rPr>
-            <w:color w:val="0000EE"/>
-            <w:u w:val="single"/>
-          </w:rPr>
-          <w:t>2:2–3</w:t>
-        </w:r>
-      </w:hyperlink>
+      <w:r>
+        <w:rPr>
+          <w:lang w:val="id_ID" w:bidi="id_ID"/>
+        </w:rPr>
+        <w:t>2:2–3</w:t>
+      </w:r>
       <w:r>
         <w:rPr>
           <w:lang w:val="id_ID" w:bidi="id_ID"/>
@@ -18371,18 +18329,12 @@
         </w:rPr>
         <w:t xml:space="preserve"> memberikan dukungan lebih lanjut mengapa jemaat Kolose tidak boleh “tertipu” (</w:t>
       </w:r>
-      <w:hyperlink r:id="rId19">
-        <w:r>
-          <w:rPr>
-            <w:lang w:val="id_ID" w:bidi="id_ID"/>
-          </w:rPr>
-          <w:rPr>
-            <w:color w:val="0000EE"/>
-            <w:u w:val="single"/>
-          </w:rPr>
-          <w:t>2:4</w:t>
-        </w:r>
-      </w:hyperlink>
+      <w:r>
+        <w:rPr>
+          <w:lang w:val="id_ID" w:bidi="id_ID"/>
+        </w:rPr>
+        <w:t>2:4</w:t>
+      </w:r>
       <w:r>
         <w:rPr>
           <w:lang w:val="id_ID" w:bidi="id_ID"/>
@@ -19516,18 +19468,12 @@
         </w:rPr>
         <w:t xml:space="preserve"> menarik satu kesimpulan dari apa yang Paulus katakan dalam </w:t>
       </w:r>
-      <w:hyperlink r:id="rId20">
-        <w:r>
-          <w:rPr>
-            <w:lang w:val="id_ID" w:bidi="id_ID"/>
-          </w:rPr>
-          <w:rPr>
-            <w:color w:val="0000EE"/>
-            <w:u w:val="single"/>
-          </w:rPr>
-          <w:t>2:1–5</w:t>
-        </w:r>
-      </w:hyperlink>
+      <w:r>
+        <w:rPr>
+          <w:lang w:val="id_ID" w:bidi="id_ID"/>
+        </w:rPr>
+        <w:t>2:1–5</w:t>
+      </w:r>
       <w:r>
         <w:rPr>
           <w:lang w:val="id_ID" w:bidi="id_ID"/>
@@ -19905,18 +19851,12 @@
         </w:rPr>
         <w:t>Paulus menggunakan keempat kata kerja ini untuk memberikan contoh bagaimana jemaat Kolose harus “tetap di dalam” Mesias (</w:t>
       </w:r>
-      <w:hyperlink r:id="rId21">
-        <w:r>
-          <w:rPr>
-            <w:lang w:val="id_ID" w:bidi="id_ID"/>
-          </w:rPr>
-          <w:rPr>
-            <w:color w:val="0000EE"/>
-            <w:u w:val="single"/>
-          </w:rPr>
-          <w:t>2:6</w:t>
-        </w:r>
-      </w:hyperlink>
+      <w:r>
+        <w:rPr>
+          <w:lang w:val="id_ID" w:bidi="id_ID"/>
+        </w:rPr>
+        <w:t>2:6</w:t>
+      </w:r>
       <w:r>
         <w:rPr>
           <w:lang w:val="id_ID" w:bidi="id_ID"/>
@@ -20432,18 +20372,12 @@
         </w:rPr>
         <w:t xml:space="preserve">Jika bahasa Anda tidak menggunakan bentuk pasif ini, Anda dapat menerjemahkan kata kerja ini: (1) dalam bentuk aktifnya dengan Epafras sebagai subjeknya (kita tahu bahwa ia adalah guru mereka dari </w:t>
       </w:r>
-      <w:hyperlink r:id="rId22">
-        <w:r>
-          <w:rPr>
-            <w:lang w:val="id_ID" w:bidi="id_ID"/>
-          </w:rPr>
-          <w:rPr>
-            <w:color w:val="0000EE"/>
-            <w:u w:val="single"/>
-          </w:rPr>
-          <w:t>1:7</w:t>
-        </w:r>
-      </w:hyperlink>
+      <w:r>
+        <w:rPr>
+          <w:lang w:val="id_ID" w:bidi="id_ID"/>
+        </w:rPr>
+        <w:t>1:7</w:t>
+      </w:r>
       <w:r>
         <w:rPr>
           <w:lang w:val="id_ID" w:bidi="id_ID"/>
@@ -21447,18 +21381,12 @@
         </w:rPr>
         <w:t xml:space="preserve"> memberikan alasan mengapa jemaat Kolose harus waspada terhadap ajaran apa pun yang “tidak menurut Kristus” (</w:t>
       </w:r>
-      <w:hyperlink r:id="rId23">
-        <w:r>
-          <w:rPr>
-            <w:lang w:val="id_ID" w:bidi="id_ID"/>
-          </w:rPr>
-          <w:rPr>
-            <w:color w:val="0000EE"/>
-            <w:u w:val="single"/>
-          </w:rPr>
-          <w:t>2:8</w:t>
-        </w:r>
-      </w:hyperlink>
+      <w:r>
+        <w:rPr>
+          <w:lang w:val="id_ID" w:bidi="id_ID"/>
+        </w:rPr>
+        <w:t>2:8</w:t>
+      </w:r>
       <w:r>
         <w:rPr>
           <w:lang w:val="id_ID" w:bidi="id_ID"/>
@@ -21792,36 +21720,24 @@
         </w:rPr>
         <w:t xml:space="preserve"> memperkenalkan alasan lain mengapa jemaat Kolose harus berhati-hati terhadap siapa pun yang memberikan pengajaran yang “tidak menurut Kristus” (</w:t>
       </w:r>
-      <w:hyperlink r:id="rId23">
-        <w:r>
-          <w:rPr>
-            <w:lang w:val="id_ID" w:bidi="id_ID"/>
-          </w:rPr>
-          <w:rPr>
-            <w:color w:val="0000EE"/>
-            <w:u w:val="single"/>
-          </w:rPr>
-          <w:t>2:8</w:t>
-        </w:r>
-      </w:hyperlink>
+      <w:r>
+        <w:rPr>
+          <w:lang w:val="id_ID" w:bidi="id_ID"/>
+        </w:rPr>
+        <w:t>2:8</w:t>
+      </w:r>
       <w:r>
         <w:rPr>
           <w:lang w:val="id_ID" w:bidi="id_ID"/>
         </w:rPr>
         <w:t>): bukan saja bahwa Kristus adalah Allah sepenuhnya (</w:t>
       </w:r>
-      <w:hyperlink r:id="rId24">
-        <w:r>
-          <w:rPr>
-            <w:lang w:val="id_ID" w:bidi="id_ID"/>
-          </w:rPr>
-          <w:rPr>
-            <w:color w:val="0000EE"/>
-            <w:u w:val="single"/>
-          </w:rPr>
-          <w:t>2:9</w:t>
-        </w:r>
-      </w:hyperlink>
+      <w:r>
+        <w:rPr>
+          <w:lang w:val="id_ID" w:bidi="id_ID"/>
+        </w:rPr>
+        <w:t>2:9</w:t>
+      </w:r>
       <w:r>
         <w:rPr>
           <w:lang w:val="id_ID" w:bidi="id_ID"/>
@@ -21924,36 +21840,24 @@
         </w:rPr>
         <w:t xml:space="preserve"> sangat mirip dengan kata yang Paulus gunakan dalam </w:t>
       </w:r>
-      <w:hyperlink r:id="rId24">
-        <w:r>
-          <w:rPr>
-            <w:lang w:val="id_ID" w:bidi="id_ID"/>
-          </w:rPr>
-          <w:rPr>
-            <w:color w:val="0000EE"/>
-            <w:u w:val="single"/>
-          </w:rPr>
-          <w:t>2:9</w:t>
-        </w:r>
-      </w:hyperlink>
+      <w:r>
+        <w:rPr>
+          <w:lang w:val="id_ID" w:bidi="id_ID"/>
+        </w:rPr>
+        <w:t>2:9</w:t>
+      </w:r>
       <w:r>
         <w:rPr>
           <w:lang w:val="id_ID" w:bidi="id_ID"/>
         </w:rPr>
         <w:t xml:space="preserve"> untuk “kepenuhan.” Jika bahasa Anda menggunakan kata yang sama dalam dua kalimat ini, Anda dapat menggunakan kata seperti yang digunakan dalam </w:t>
       </w:r>
-      <w:hyperlink r:id="rId24">
-        <w:r>
-          <w:rPr>
-            <w:lang w:val="id_ID" w:bidi="id_ID"/>
-          </w:rPr>
-          <w:rPr>
-            <w:color w:val="0000EE"/>
-            <w:u w:val="single"/>
-          </w:rPr>
-          <w:t>2:9</w:t>
-        </w:r>
-      </w:hyperlink>
+      <w:r>
+        <w:rPr>
+          <w:lang w:val="id_ID" w:bidi="id_ID"/>
+        </w:rPr>
+        <w:t>2:9</w:t>
+      </w:r>
       <w:r>
         <w:rPr>
           <w:lang w:val="id_ID" w:bidi="id_ID"/>
@@ -22248,18 +22152,12 @@
         </w:rPr>
         <w:t xml:space="preserve"> dengan cara lain. Kata-kata ini dapat merujuk kepada: (1) makhluk-makhluk rohani yang berkuasa, seperti dalam </w:t>
       </w:r>
-      <w:hyperlink r:id="rId25">
-        <w:r>
-          <w:rPr>
-            <w:lang w:val="id_ID" w:bidi="id_ID"/>
-          </w:rPr>
-          <w:rPr>
-            <w:color w:val="0000EE"/>
-            <w:u w:val="single"/>
-          </w:rPr>
-          <w:t>1:16</w:t>
-        </w:r>
-      </w:hyperlink>
+      <w:r>
+        <w:rPr>
+          <w:lang w:val="id_ID" w:bidi="id_ID"/>
+        </w:rPr>
+        <w:t>1:16</w:t>
+      </w:r>
       <w:r>
         <w:rPr>
           <w:lang w:val="id_ID" w:bidi="id_ID"/>
@@ -24249,18 +24147,12 @@
         </w:rPr>
         <w:t xml:space="preserve"> dapat mengacu pada: (1) jemaat Kolose sebagai orang-orang Yahudi yang tidak bersunat dan dengan demikian bukan bagian dari umat Allah. Terjemahan alternatif: “di antara orang-orang non-Yahudi yang tidak menerima janji-janji Allah” atau ‘tanpa sunat, karena kamu bukan orang Yahudi’ (2) metafora tentang sunat dalam </w:t>
       </w:r>
-      <w:hyperlink r:id="rId26">
-        <w:r>
-          <w:rPr>
-            <w:lang w:val="id_ID" w:bidi="id_ID"/>
-          </w:rPr>
-          <w:rPr>
-            <w:color w:val="0000EE"/>
-            <w:u w:val="single"/>
-          </w:rPr>
-          <w:t>2:11</w:t>
-        </w:r>
-      </w:hyperlink>
+      <w:r>
+        <w:rPr>
+          <w:lang w:val="id_ID" w:bidi="id_ID"/>
+        </w:rPr>
+        <w:t>2:11</w:t>
+      </w:r>
       <w:r>
         <w:rPr>
           <w:lang w:val="id_ID" w:bidi="id_ID"/>
@@ -25144,36 +25036,24 @@
         </w:rPr>
         <w:t xml:space="preserve">Sama seperti dalam </w:t>
       </w:r>
-      <w:hyperlink r:id="rId25">
-        <w:r>
-          <w:rPr>
-            <w:lang w:val="id_ID" w:bidi="id_ID"/>
-          </w:rPr>
-          <w:rPr>
-            <w:color w:val="0000EE"/>
-            <w:u w:val="single"/>
-          </w:rPr>
-          <w:t>1:16</w:t>
-        </w:r>
-      </w:hyperlink>
+      <w:r>
+        <w:rPr>
+          <w:lang w:val="id_ID" w:bidi="id_ID"/>
+        </w:rPr>
+        <w:t>1:16</w:t>
+      </w:r>
       <w:r>
         <w:rPr>
           <w:lang w:val="id_ID" w:bidi="id_ID"/>
         </w:rPr>
         <w:t xml:space="preserve"> dan </w:t>
       </w:r>
-      <w:hyperlink r:id="rId27">
-        <w:r>
-          <w:rPr>
-            <w:lang w:val="id_ID" w:bidi="id_ID"/>
-          </w:rPr>
-          <w:rPr>
-            <w:color w:val="0000EE"/>
-            <w:u w:val="single"/>
-          </w:rPr>
-          <w:t>2:10</w:t>
-        </w:r>
-      </w:hyperlink>
+      <w:r>
+        <w:rPr>
+          <w:lang w:val="id_ID" w:bidi="id_ID"/>
+        </w:rPr>
+        <w:t>2:10</w:t>
+      </w:r>
       <w:r>
         <w:rPr>
           <w:lang w:val="id_ID" w:bidi="id_ID"/>
@@ -25365,36 +25245,24 @@
         </w:rPr>
         <w:t xml:space="preserve"> menarik kesimpulan dari apa yang telah Paulus katakan, yang dapat ditemukan dalam </w:t>
       </w:r>
-      <w:hyperlink r:id="rId28">
-        <w:r>
-          <w:rPr>
-            <w:lang w:val="id_ID" w:bidi="id_ID"/>
-          </w:rPr>
-          <w:rPr>
-            <w:color w:val="0000EE"/>
-            <w:u w:val="single"/>
-          </w:rPr>
-          <w:t>2:9–15</w:t>
-        </w:r>
-      </w:hyperlink>
+      <w:r>
+        <w:rPr>
+          <w:lang w:val="id_ID" w:bidi="id_ID"/>
+        </w:rPr>
+        <w:t>2:9–15</w:t>
+      </w:r>
       <w:r>
         <w:rPr>
           <w:lang w:val="id_ID" w:bidi="id_ID"/>
         </w:rPr>
         <w:t xml:space="preserve">: di dalam karya Kristus, jemaat Kolose telah menerima hidup yang baru dan kuasa-kuasa yang memerintah dunia ini telah dikalahkan. Karena hal-hal yang telah terjadi ini, jemaat Kolose tidak boleh membiarkan orang lain menghakimi mereka dalam berperilaku. Paulus melanjutkan peringatan terhadap guru-guru palsu yang telah ia mulai dalam </w:t>
       </w:r>
-      <w:hyperlink r:id="rId23">
-        <w:r>
-          <w:rPr>
-            <w:lang w:val="id_ID" w:bidi="id_ID"/>
-          </w:rPr>
-          <w:rPr>
-            <w:color w:val="0000EE"/>
-            <w:u w:val="single"/>
-          </w:rPr>
-          <w:t>2:8</w:t>
-        </w:r>
-      </w:hyperlink>
+      <w:r>
+        <w:rPr>
+          <w:lang w:val="id_ID" w:bidi="id_ID"/>
+        </w:rPr>
+        <w:t>2:8</w:t>
+      </w:r>
       <w:r>
         <w:rPr>
           <w:lang w:val="id_ID" w:bidi="id_ID"/>
@@ -26465,18 +26333,12 @@
         </w:rPr>
         <w:t xml:space="preserve">Di sini Paulus merujuk kepada guru-guru palsu seolah-olah mereka adalah juri atau wasit dalam sebuah kontes yang dapat memutuskan untuk melawan jemaat Kolose, dan dengan demikian menghalangi mereka untuk menerima hadiah karena telah memenangkan kontes tersebut. Metafora ini cocok dengan bahasa “menghakimi” dalam </w:t>
       </w:r>
-      <w:hyperlink r:id="rId29">
-        <w:r>
-          <w:rPr>
-            <w:lang w:val="id_ID" w:bidi="id_ID"/>
-          </w:rPr>
-          <w:rPr>
-            <w:color w:val="0000EE"/>
-            <w:u w:val="single"/>
-          </w:rPr>
-          <w:t>2:16</w:t>
-        </w:r>
-      </w:hyperlink>
+      <w:r>
+        <w:rPr>
+          <w:lang w:val="id_ID" w:bidi="id_ID"/>
+        </w:rPr>
+        <w:t>2:16</w:t>
+      </w:r>
       <w:r>
         <w:rPr>
           <w:lang w:val="id_ID" w:bidi="id_ID"/>
@@ -28110,18 +27972,12 @@
         </w:rPr>
         <w:t>Paulus sekarang kembali kepada metafora yang telah ia gunakan sebelumnya: orang-orang percaya telah mati dan “dikuburkan bersama” Kristus (</w:t>
       </w:r>
-      <w:hyperlink r:id="rId30">
-        <w:r>
-          <w:rPr>
-            <w:lang w:val="id_ID" w:bidi="id_ID"/>
-          </w:rPr>
-          <w:rPr>
-            <w:color w:val="0000EE"/>
-            <w:u w:val="single"/>
-          </w:rPr>
-          <w:t>2:12</w:t>
-        </w:r>
-      </w:hyperlink>
+      <w:r>
+        <w:rPr>
+          <w:lang w:val="id_ID" w:bidi="id_ID"/>
+        </w:rPr>
+        <w:t>2:12</w:t>
+      </w:r>
       <w:r>
         <w:rPr>
           <w:lang w:val="id_ID" w:bidi="id_ID"/>
@@ -28307,18 +28163,12 @@
         </w:rPr>
         <w:t xml:space="preserve">Seperti dalam </w:t>
       </w:r>
-      <w:hyperlink r:id="rId23">
-        <w:r>
-          <w:rPr>
-            <w:lang w:val="id_ID" w:bidi="id_ID"/>
-          </w:rPr>
-          <w:rPr>
-            <w:color w:val="0000EE"/>
-            <w:u w:val="single"/>
-          </w:rPr>
-          <w:t>2:8</w:t>
-        </w:r>
-      </w:hyperlink>
+      <w:r>
+        <w:rPr>
+          <w:lang w:val="id_ID" w:bidi="id_ID"/>
+        </w:rPr>
+        <w:t>2:8</w:t>
+      </w:r>
       <w:r>
         <w:rPr>
           <w:lang w:val="id_ID" w:bidi="id_ID"/>
@@ -29023,18 +28873,12 @@
         </w:rPr>
         <w:t xml:space="preserve">Ayat ini memberikan tiga perintah yang bukan berasal dari Paulus, tetapi merupakan contoh dari “ketetapan” dari </w:t>
       </w:r>
-      <w:hyperlink r:id="rId31">
-        <w:r>
-          <w:rPr>
-            <w:lang w:val="id_ID" w:bidi="id_ID"/>
-          </w:rPr>
-          <w:rPr>
-            <w:color w:val="0000EE"/>
-            <w:u w:val="single"/>
-          </w:rPr>
-          <w:t>2:20</w:t>
-        </w:r>
-      </w:hyperlink>
+      <w:r>
+        <w:rPr>
+          <w:lang w:val="id_ID" w:bidi="id_ID"/>
+        </w:rPr>
+        <w:t>2:20</w:t>
+      </w:r>
       <w:r>
         <w:rPr>
           <w:lang w:val="id_ID" w:bidi="id_ID"/>
@@ -30986,18 +30830,12 @@
         </w:rPr>
         <w:t xml:space="preserve"> memperkenalkan sebuah nasihat berdasarkan apa yang telah dikatakan Paulus tentang “dibangkitkan bersama Kristus” dalam </w:t>
       </w:r>
-      <w:hyperlink r:id="rId30">
-        <w:r>
-          <w:rPr>
-            <w:lang w:val="id_ID" w:bidi="id_ID"/>
-          </w:rPr>
-          <w:rPr>
-            <w:color w:val="0000EE"/>
-            <w:u w:val="single"/>
-          </w:rPr>
-          <w:t>2:12</w:t>
-        </w:r>
-      </w:hyperlink>
+      <w:r>
+        <w:rPr>
+          <w:lang w:val="id_ID" w:bidi="id_ID"/>
+        </w:rPr>
+        <w:t>2:12</w:t>
+      </w:r>
       <w:r>
         <w:rPr>
           <w:lang w:val="id_ID" w:bidi="id_ID"/>
@@ -31801,18 +31639,12 @@
         </w:rPr>
         <w:t xml:space="preserve">Sama seperti dalam </w:t>
       </w:r>
-      <w:hyperlink r:id="rId32">
-        <w:r>
-          <w:rPr>
-            <w:lang w:val="id_ID" w:bidi="id_ID"/>
-          </w:rPr>
-          <w:rPr>
-            <w:color w:val="0000EE"/>
-            <w:u w:val="single"/>
-          </w:rPr>
-          <w:t>3:1</w:t>
-        </w:r>
-      </w:hyperlink>
+      <w:r>
+        <w:rPr>
+          <w:lang w:val="id_ID" w:bidi="id_ID"/>
+        </w:rPr>
+        <w:t>3:1</w:t>
+      </w:r>
       <w:r>
         <w:rPr>
           <w:lang w:val="id_ID" w:bidi="id_ID"/>
@@ -32057,18 +31889,12 @@
         </w:rPr>
         <w:t xml:space="preserve"> memperkenalkan alasan mengapa jemaat Kolose harus memikirkan hal-hal yang di atas (</w:t>
       </w:r>
-      <w:hyperlink r:id="rId33">
-        <w:r>
-          <w:rPr>
-            <w:lang w:val="id_ID" w:bidi="id_ID"/>
-          </w:rPr>
-          <w:rPr>
-            <w:color w:val="0000EE"/>
-            <w:u w:val="single"/>
-          </w:rPr>
-          <w:t>3:1–2</w:t>
-        </w:r>
-      </w:hyperlink>
+      <w:r>
+        <w:rPr>
+          <w:lang w:val="id_ID" w:bidi="id_ID"/>
+        </w:rPr>
+        <w:t>3:1–2</w:t>
+      </w:r>
       <w:r>
         <w:rPr>
           <w:lang w:val="id_ID" w:bidi="id_ID"/>
@@ -32171,18 +31997,12 @@
         </w:rPr>
         <w:t xml:space="preserve">Di sini Paulus mengungkapkan dalam bentuk yang sedikit berbeda dengan gagasan yang telah ia nyatakan dalam </w:t>
       </w:r>
-      <w:hyperlink r:id="rId31">
-        <w:r>
-          <w:rPr>
-            <w:lang w:val="id_ID" w:bidi="id_ID"/>
-          </w:rPr>
-          <w:rPr>
-            <w:color w:val="0000EE"/>
-            <w:u w:val="single"/>
-          </w:rPr>
-          <w:t>2:20</w:t>
-        </w:r>
-      </w:hyperlink>
+      <w:r>
+        <w:rPr>
+          <w:lang w:val="id_ID" w:bidi="id_ID"/>
+        </w:rPr>
+        <w:t>2:20</w:t>
+      </w:r>
       <w:r>
         <w:rPr>
           <w:lang w:val="id_ID" w:bidi="id_ID"/>
@@ -32202,18 +32022,12 @@
         </w:rPr>
         <w:t xml:space="preserve"> bersama Kristus. Jika akan membantu dalam bahasa Anda, Anda dapat menerjemahkan gagasan ini seperti yang Anda lakukan dalam </w:t>
       </w:r>
-      <w:hyperlink r:id="rId31">
-        <w:r>
-          <w:rPr>
-            <w:lang w:val="id_ID" w:bidi="id_ID"/>
-          </w:rPr>
-          <w:rPr>
-            <w:color w:val="0000EE"/>
-            <w:u w:val="single"/>
-          </w:rPr>
-          <w:t>2:20</w:t>
-        </w:r>
-      </w:hyperlink>
+      <w:r>
+        <w:rPr>
+          <w:lang w:val="id_ID" w:bidi="id_ID"/>
+        </w:rPr>
+        <w:t>2:20</w:t>
+      </w:r>
       <w:r>
         <w:rPr>
           <w:lang w:val="id_ID" w:bidi="id_ID"/>
@@ -34944,18 +34758,12 @@
         </w:rPr>
         <w:t xml:space="preserve"> merujuk lagi pada daftar dosa dalam </w:t>
       </w:r>
-      <w:hyperlink r:id="rId34">
-        <w:r>
-          <w:rPr>
-            <w:lang w:val="id_ID" w:bidi="id_ID"/>
-          </w:rPr>
-          <w:rPr>
-            <w:color w:val="0000EE"/>
-            <w:u w:val="single"/>
-          </w:rPr>
-          <w:t>3:5</w:t>
-        </w:r>
-      </w:hyperlink>
+      <w:r>
+        <w:rPr>
+          <w:lang w:val="id_ID" w:bidi="id_ID"/>
+        </w:rPr>
+        <w:t>3:5</w:t>
+      </w:r>
       <w:r>
         <w:rPr>
           <w:lang w:val="id_ID" w:bidi="id_ID"/>
@@ -35455,18 +35263,12 @@
         </w:rPr>
         <w:t xml:space="preserve"> keduanya merujuk pada dosa-dosa yang disebutkan dalam </w:t>
       </w:r>
-      <w:hyperlink r:id="rId34">
-        <w:r>
-          <w:rPr>
-            <w:lang w:val="id_ID" w:bidi="id_ID"/>
-          </w:rPr>
-          <w:rPr>
-            <w:color w:val="0000EE"/>
-            <w:u w:val="single"/>
-          </w:rPr>
-          <w:t>3:5</w:t>
-        </w:r>
-      </w:hyperlink>
+      <w:r>
+        <w:rPr>
+          <w:lang w:val="id_ID" w:bidi="id_ID"/>
+        </w:rPr>
+        <w:t>3:5</w:t>
+      </w:r>
       <w:r>
         <w:rPr>
           <w:lang w:val="id_ID" w:bidi="id_ID"/>
@@ -35608,18 +35410,12 @@
         </w:rPr>
         <w:t xml:space="preserve"> yang kontras dengan bagaimana mereka berperilaku “sebelumnya” (</w:t>
       </w:r>
-      <w:hyperlink r:id="rId35">
-        <w:r>
-          <w:rPr>
-            <w:lang w:val="id_ID" w:bidi="id_ID"/>
-          </w:rPr>
-          <w:rPr>
-            <w:color w:val="0000EE"/>
-            <w:u w:val="single"/>
-          </w:rPr>
-          <w:t>3:7</w:t>
-        </w:r>
-      </w:hyperlink>
+      <w:r>
+        <w:rPr>
+          <w:lang w:val="id_ID" w:bidi="id_ID"/>
+        </w:rPr>
+        <w:t>3:7</w:t>
+      </w:r>
       <w:r>
         <w:rPr>
           <w:lang w:val="id_ID" w:bidi="id_ID"/>
@@ -36433,18 +36229,12 @@
         </w:rPr>
         <w:t xml:space="preserve">Di sini Paulus menggunakan metafora yang mirip dengan yang ia gunakan dalam </w:t>
       </w:r>
-      <w:hyperlink r:id="rId26">
-        <w:r>
-          <w:rPr>
-            <w:lang w:val="id_ID" w:bidi="id_ID"/>
-          </w:rPr>
-          <w:rPr>
-            <w:color w:val="0000EE"/>
-            <w:u w:val="single"/>
-          </w:rPr>
-          <w:t>2:11</w:t>
-        </w:r>
-      </w:hyperlink>
+      <w:r>
+        <w:rPr>
+          <w:lang w:val="id_ID" w:bidi="id_ID"/>
+        </w:rPr>
+        <w:t>2:11</w:t>
+      </w:r>
       <w:r>
         <w:rPr>
           <w:lang w:val="id_ID" w:bidi="id_ID"/>
@@ -36939,36 +36729,24 @@
         </w:rPr>
         <w:t xml:space="preserve"> sejajar dengan klausa yang dimulai dengan “mengenakan” dalam ayat sebelumnya (</w:t>
       </w:r>
-      <w:hyperlink r:id="rId36">
-        <w:r>
-          <w:rPr>
-            <w:lang w:val="id_ID" w:bidi="id_ID"/>
-          </w:rPr>
-          <w:rPr>
-            <w:color w:val="0000EE"/>
-            <w:u w:val="single"/>
-          </w:rPr>
-          <w:t>3:9</w:t>
-        </w:r>
-      </w:hyperlink>
+      <w:r>
+        <w:rPr>
+          <w:lang w:val="id_ID" w:bidi="id_ID"/>
+        </w:rPr>
+        <w:t>3:9</w:t>
+      </w:r>
       <w:r>
         <w:rPr>
           <w:lang w:val="id_ID" w:bidi="id_ID"/>
         </w:rPr>
         <w:t xml:space="preserve">). Terjemahkan klausa ini dengan struktur yang sama yang Anda gunakan dalam ayat sebelumnya. Klausa ini dapat: (1) memberikan alasan mengapa jemaat Kolose tidak boleh saling mendustai (dan harus menanggalkan dosa-dosa yang tercantum dalam </w:t>
       </w:r>
-      <w:hyperlink r:id="rId37">
-        <w:r>
-          <w:rPr>
-            <w:lang w:val="id_ID" w:bidi="id_ID"/>
-          </w:rPr>
-          <w:rPr>
-            <w:color w:val="0000EE"/>
-            <w:u w:val="single"/>
-          </w:rPr>
-          <w:t>3:8</w:t>
-        </w:r>
-      </w:hyperlink>
+      <w:r>
+        <w:rPr>
+          <w:lang w:val="id_ID" w:bidi="id_ID"/>
+        </w:rPr>
+        <w:t>3:8</w:t>
+      </w:r>
       <w:r>
         <w:rPr>
           <w:lang w:val="id_ID" w:bidi="id_ID"/>
@@ -37058,18 +36836,12 @@
         </w:rPr>
         <w:t xml:space="preserve">Di sini, Paulus melanjutkan metafora tentang berganti pakaian, yang dia telah mulai di </w:t>
       </w:r>
-      <w:hyperlink r:id="rId36">
-        <w:r>
-          <w:rPr>
-            <w:lang w:val="id_ID" w:bidi="id_ID"/>
-          </w:rPr>
-          <w:rPr>
-            <w:color w:val="0000EE"/>
-            <w:u w:val="single"/>
-          </w:rPr>
-          <w:t>3:9</w:t>
-        </w:r>
-      </w:hyperlink>
+      <w:r>
+        <w:rPr>
+          <w:lang w:val="id_ID" w:bidi="id_ID"/>
+        </w:rPr>
+        <w:t>3:9</w:t>
+      </w:r>
       <w:r>
         <w:rPr>
           <w:lang w:val="id_ID" w:bidi="id_ID"/>
@@ -37185,18 +36957,12 @@
         </w:rPr>
         <w:t>Seperti dalam ayat sebelumnya (</w:t>
       </w:r>
-      <w:hyperlink r:id="rId36">
-        <w:r>
-          <w:rPr>
-            <w:lang w:val="id_ID" w:bidi="id_ID"/>
-          </w:rPr>
-          <w:rPr>
-            <w:color w:val="0000EE"/>
-            <w:u w:val="single"/>
-          </w:rPr>
-          <w:t>3:9</w:t>
-        </w:r>
-      </w:hyperlink>
+      <w:r>
+        <w:rPr>
+          <w:lang w:val="id_ID" w:bidi="id_ID"/>
+        </w:rPr>
+        <w:t>3:9</w:t>
+      </w:r>
       <w:r>
         <w:rPr>
           <w:lang w:val="id_ID" w:bidi="id_ID"/>
@@ -37530,36 +37296,24 @@
         </w:rPr>
         <w:t xml:space="preserve"> ini, mungkin ini merujuk pada pengenalan akan Allah (seperti dalam </w:t>
       </w:r>
-      <w:hyperlink r:id="rId38">
-        <w:r>
-          <w:rPr>
-            <w:lang w:val="id_ID" w:bidi="id_ID"/>
-          </w:rPr>
-          <w:rPr>
-            <w:color w:val="0000EE"/>
-            <w:u w:val="single"/>
-          </w:rPr>
-          <w:t>1:10</w:t>
-        </w:r>
-      </w:hyperlink>
+      <w:r>
+        <w:rPr>
+          <w:lang w:val="id_ID" w:bidi="id_ID"/>
+        </w:rPr>
+        <w:t>1:10</w:t>
+      </w:r>
       <w:r>
         <w:rPr>
           <w:lang w:val="id_ID" w:bidi="id_ID"/>
         </w:rPr>
         <w:t xml:space="preserve">) dan kehendak Allah (seperti dalam </w:t>
       </w:r>
-      <w:hyperlink r:id="rId39">
-        <w:r>
-          <w:rPr>
-            <w:lang w:val="id_ID" w:bidi="id_ID"/>
-          </w:rPr>
-          <w:rPr>
-            <w:color w:val="0000EE"/>
-            <w:u w:val="single"/>
-          </w:rPr>
-          <w:t>1:9</w:t>
-        </w:r>
-      </w:hyperlink>
+      <w:r>
+        <w:rPr>
+          <w:lang w:val="id_ID" w:bidi="id_ID"/>
+        </w:rPr>
+        <w:t>1:9</w:t>
+      </w:r>
       <w:r>
         <w:rPr>
           <w:lang w:val="id_ID" w:bidi="id_ID"/>
@@ -38819,18 +38573,12 @@
         </w:rPr>
         <w:t xml:space="preserve">Sekali lagi, Paulus berbicara tentang mereka yang telah mati dan bangkit bersama Kristus. Di sini, Pauus bukannya berbicara tentang jemaat Kolose yang “di dalam Kristus,” ia membalikkan bentuknya, seperti yang ia lakukan di </w:t>
       </w:r>
-      <w:hyperlink r:id="rId40">
-        <w:r>
-          <w:rPr>
-            <w:lang w:val="id_ID" w:bidi="id_ID"/>
-          </w:rPr>
-          <w:rPr>
-            <w:color w:val="0000EE"/>
-            <w:u w:val="single"/>
-          </w:rPr>
-          <w:t>1:27</w:t>
-        </w:r>
-      </w:hyperlink>
+      <w:r>
+        <w:rPr>
+          <w:lang w:val="id_ID" w:bidi="id_ID"/>
+        </w:rPr>
+        <w:t>1:27</w:t>
+      </w:r>
       <w:r>
         <w:rPr>
           <w:lang w:val="id_ID" w:bidi="id_ID"/>
@@ -38850,18 +38598,12 @@
         </w:rPr>
         <w:t xml:space="preserve"> orang yang percaya kepada-Nya. Jika memungkinkan, terjemahkan ungkapan ini dengan cara yang sama seperti Anda menerjemahkan “Kristus di dalam kamu” di </w:t>
       </w:r>
-      <w:hyperlink r:id="rId40">
-        <w:r>
-          <w:rPr>
-            <w:lang w:val="id_ID" w:bidi="id_ID"/>
-          </w:rPr>
-          <w:rPr>
-            <w:color w:val="0000EE"/>
-            <w:u w:val="single"/>
-          </w:rPr>
-          <w:t>1:27</w:t>
-        </w:r>
-      </w:hyperlink>
+      <w:r>
+        <w:rPr>
+          <w:lang w:val="id_ID" w:bidi="id_ID"/>
+        </w:rPr>
+        <w:t>1:27</w:t>
+      </w:r>
       <w:r>
         <w:rPr>
           <w:lang w:val="id_ID" w:bidi="id_ID"/>
@@ -38964,18 +38706,12 @@
         </w:rPr>
         <w:t xml:space="preserve"> memperkenalkan sebuah nasihat berdasarkan apa yang telah Paulus katakan kepada jemaat Kolose dalam </w:t>
       </w:r>
-      <w:hyperlink r:id="rId41">
-        <w:r>
-          <w:rPr>
-            <w:lang w:val="id_ID" w:bidi="id_ID"/>
-          </w:rPr>
-          <w:rPr>
-            <w:color w:val="0000EE"/>
-            <w:u w:val="single"/>
-          </w:rPr>
-          <w:t>3:9–11</w:t>
-        </w:r>
-      </w:hyperlink>
+      <w:r>
+        <w:rPr>
+          <w:lang w:val="id_ID" w:bidi="id_ID"/>
+        </w:rPr>
+        <w:t>3:9–11</w:t>
+      </w:r>
       <w:r>
         <w:rPr>
           <w:lang w:val="id_ID" w:bidi="id_ID"/>
@@ -39078,18 +38814,12 @@
         </w:rPr>
         <w:t xml:space="preserve"> menggunakan kata-kata yang sama yang Paulus gunakan dalam </w:t>
       </w:r>
-      <w:hyperlink r:id="rId42">
-        <w:r>
-          <w:rPr>
-            <w:lang w:val="id_ID" w:bidi="id_ID"/>
-          </w:rPr>
-          <w:rPr>
-            <w:color w:val="0000EE"/>
-            <w:u w:val="single"/>
-          </w:rPr>
-          <w:t>3:10</w:t>
-        </w:r>
-      </w:hyperlink>
+      <w:r>
+        <w:rPr>
+          <w:lang w:val="id_ID" w:bidi="id_ID"/>
+        </w:rPr>
+        <w:t>3:10</w:t>
+      </w:r>
       <w:r>
         <w:rPr>
           <w:lang w:val="id_ID" w:bidi="id_ID"/>
@@ -39135,18 +38865,12 @@
         </w:rPr>
         <w:t xml:space="preserve"> seperti yang Anda lakukan dalam </w:t>
       </w:r>
-      <w:hyperlink r:id="rId42">
-        <w:r>
-          <w:rPr>
-            <w:lang w:val="id_ID" w:bidi="id_ID"/>
-          </w:rPr>
-          <w:rPr>
-            <w:color w:val="0000EE"/>
-            <w:u w:val="single"/>
-          </w:rPr>
-          <w:t>3:10</w:t>
-        </w:r>
-      </w:hyperlink>
+      <w:r>
+        <w:rPr>
+          <w:lang w:val="id_ID" w:bidi="id_ID"/>
+        </w:rPr>
+        <w:t>3:10</w:t>
+      </w:r>
       <w:r>
         <w:rPr>
           <w:lang w:val="id_ID" w:bidi="id_ID"/>
@@ -40850,18 +40574,12 @@
         </w:rPr>
         <w:t xml:space="preserve">Di sini Paulus menghilangkan beberapa kata yang mungkin diperlukan dalam bahasa Anda untuk membuat sebuah pemikiran yang lengkap. Jika bahasa Anda dapat mencakup lebih banyak kata, Anda dapat memasukkan kata-kata yang Paulus maksudkan, yang dapat ditemukan dalam </w:t>
       </w:r>
-      <w:hyperlink r:id="rId43">
-        <w:r>
-          <w:rPr>
-            <w:lang w:val="id_ID" w:bidi="id_ID"/>
-          </w:rPr>
-          <w:rPr>
-            <w:color w:val="0000EE"/>
-            <w:u w:val="single"/>
-          </w:rPr>
-          <w:t>3:12</w:t>
-        </w:r>
-      </w:hyperlink>
+      <w:r>
+        <w:rPr>
+          <w:lang w:val="id_ID" w:bidi="id_ID"/>
+        </w:rPr>
+        <w:t>3:12</w:t>
+      </w:r>
       <w:r>
         <w:rPr>
           <w:lang w:val="id_ID" w:bidi="id_ID"/>
@@ -41496,36 +41214,24 @@
         </w:rPr>
         <w:t xml:space="preserve"> terkait erat dengan kata yang diterjemahkan “merampas hadiahmu” yang Paulus gunakan dalam </w:t>
       </w:r>
-      <w:hyperlink r:id="rId44">
-        <w:r>
-          <w:rPr>
-            <w:lang w:val="id_ID" w:bidi="id_ID"/>
-          </w:rPr>
-          <w:rPr>
-            <w:color w:val="0000EE"/>
-            <w:u w:val="single"/>
-          </w:rPr>
-          <w:t>2:18</w:t>
-        </w:r>
-      </w:hyperlink>
+      <w:r>
+        <w:rPr>
+          <w:lang w:val="id_ID" w:bidi="id_ID"/>
+        </w:rPr>
+        <w:t>2:18</w:t>
+      </w:r>
       <w:r>
         <w:rPr>
           <w:lang w:val="id_ID" w:bidi="id_ID"/>
         </w:rPr>
         <w:t xml:space="preserve">: keduanya digunakan untuk hakim atau wasit yang membuat keputusan, meskipun dalam </w:t>
       </w:r>
-      <w:hyperlink r:id="rId44">
-        <w:r>
-          <w:rPr>
-            <w:lang w:val="id_ID" w:bidi="id_ID"/>
-          </w:rPr>
-          <w:rPr>
-            <w:color w:val="0000EE"/>
-            <w:u w:val="single"/>
-          </w:rPr>
-          <w:t>2:18</w:t>
-        </w:r>
-      </w:hyperlink>
+      <w:r>
+        <w:rPr>
+          <w:lang w:val="id_ID" w:bidi="id_ID"/>
+        </w:rPr>
+        <w:t>2:18</w:t>
+      </w:r>
       <w:r>
         <w:rPr>
           <w:lang w:val="id_ID" w:bidi="id_ID"/>
@@ -45638,18 +45344,12 @@
         </w:rPr>
         <w:t xml:space="preserve">Sama seperti dalam </w:t>
       </w:r>
-      <w:hyperlink r:id="rId45">
-        <w:r>
-          <w:rPr>
-            <w:lang w:val="id_ID" w:bidi="id_ID"/>
-          </w:rPr>
-          <w:rPr>
-            <w:color w:val="0000EE"/>
-            <w:u w:val="single"/>
-          </w:rPr>
-          <w:t>3:18</w:t>
-        </w:r>
-      </w:hyperlink>
+      <w:r>
+        <w:rPr>
+          <w:lang w:val="id_ID" w:bidi="id_ID"/>
+        </w:rPr>
+        <w:t>3:18</w:t>
+      </w:r>
       <w:r>
         <w:rPr>
           <w:lang w:val="id_ID" w:bidi="id_ID"/>
@@ -46353,18 +46053,12 @@
         </w:rPr>
         <w:t xml:space="preserve"> ini karena ia sudah membuat kontras dengan “Tuan” di atas tuan-tuan ini: Yesus (Lihat: </w:t>
       </w:r>
-      <w:hyperlink r:id="rId46">
-        <w:r>
-          <w:rPr>
-            <w:lang w:val="id_ID" w:bidi="id_ID"/>
-          </w:rPr>
-          <w:rPr>
-            <w:color w:val="0000EE"/>
-            <w:u w:val="single"/>
-          </w:rPr>
-          <w:t>4:1</w:t>
-        </w:r>
-      </w:hyperlink>
+      <w:r>
+        <w:rPr>
+          <w:lang w:val="id_ID" w:bidi="id_ID"/>
+        </w:rPr>
+        <w:t>4:1</w:t>
+      </w:r>
       <w:r>
         <w:rPr>
           <w:lang w:val="id_ID" w:bidi="id_ID"/>
@@ -46563,18 +46257,12 @@
         </w:rPr>
         <w:t xml:space="preserve">Sama seperti dalam </w:t>
       </w:r>
-      <w:hyperlink r:id="rId47">
-        <w:r>
-          <w:rPr>
-            <w:lang w:val="id_ID" w:bidi="id_ID"/>
-          </w:rPr>
-          <w:rPr>
-            <w:color w:val="0000EE"/>
-            <w:u w:val="single"/>
-          </w:rPr>
-          <w:t>3:20</w:t>
-        </w:r>
-      </w:hyperlink>
+      <w:r>
+        <w:rPr>
+          <w:lang w:val="id_ID" w:bidi="id_ID"/>
+        </w:rPr>
+        <w:t>3:20</w:t>
+      </w:r>
       <w:r>
         <w:rPr>
           <w:lang w:val="id_ID" w:bidi="id_ID"/>
@@ -47715,18 +47403,12 @@
         </w:rPr>
         <w:t xml:space="preserve"> memperkenalkan alasan mengapa para budak harus taat sebagaimana Paulus perintahkan dalam </w:t>
       </w:r>
-      <w:hyperlink r:id="rId48">
-        <w:r>
-          <w:rPr>
-            <w:lang w:val="id_ID" w:bidi="id_ID"/>
-          </w:rPr>
-          <w:rPr>
-            <w:color w:val="0000EE"/>
-            <w:u w:val="single"/>
-          </w:rPr>
-          <w:t>3:22–23</w:t>
-        </w:r>
-      </w:hyperlink>
+      <w:r>
+        <w:rPr>
+          <w:lang w:val="id_ID" w:bidi="id_ID"/>
+        </w:rPr>
+        <w:t>3:22–23</w:t>
+      </w:r>
       <w:r>
         <w:rPr>
           <w:lang w:val="id_ID" w:bidi="id_ID"/>
@@ -48143,18 +47825,12 @@
         </w:rPr>
         <w:t xml:space="preserve"> memperkenalkan dukungan untuk apa yang telah dikatakan. Di sini Paulus menggunakannya untuk memperkenalkan alasan negatif untuk ketaatan (dia telah memberikan alasan positif dalam </w:t>
       </w:r>
-      <w:hyperlink r:id="rId49">
-        <w:r>
-          <w:rPr>
-            <w:lang w:val="id_ID" w:bidi="id_ID"/>
-          </w:rPr>
-          <w:rPr>
-            <w:color w:val="0000EE"/>
-            <w:u w:val="single"/>
-          </w:rPr>
-          <w:t>3:24</w:t>
-        </w:r>
-      </w:hyperlink>
+      <w:r>
+        <w:rPr>
+          <w:lang w:val="id_ID" w:bidi="id_ID"/>
+        </w:rPr>
+        <w:t>3:24</w:t>
+      </w:r>
       <w:r>
         <w:rPr>
           <w:lang w:val="id_ID" w:bidi="id_ID"/>
@@ -48257,18 +47933,12 @@
         </w:rPr>
         <w:t xml:space="preserve">. Akan tetapi, ia mengarahkan pernyataan umum ini kepada para budak (bukan kepada para majikan, karena ia tidak menyapa mereka sampai di </w:t>
       </w:r>
-      <w:hyperlink r:id="rId46">
-        <w:r>
-          <w:rPr>
-            <w:lang w:val="id_ID" w:bidi="id_ID"/>
-          </w:rPr>
-          <w:rPr>
-            <w:color w:val="0000EE"/>
-            <w:u w:val="single"/>
-          </w:rPr>
-          <w:t>4:1</w:t>
-        </w:r>
-      </w:hyperlink>
+      <w:r>
+        <w:rPr>
+          <w:lang w:val="id_ID" w:bidi="id_ID"/>
+        </w:rPr>
+        <w:t>4:1</w:t>
+      </w:r>
       <w:r>
         <w:rPr>
           <w:lang w:val="id_ID" w:bidi="id_ID"/>
@@ -49606,18 +49276,12 @@
         </w:rPr>
         <w:t xml:space="preserve"> atau pada saat yang sama. Jika ini akan membantu dalam bahasa Anda, Anda dapat menggunakan kata atau frasa yang menunjukkan bahwa jemaat Kolose harus berdoa untuk Paulus pada saat yang sama mereka berdoa tentang hal-hal lain (hal-hal yang disebutkan dalam </w:t>
       </w:r>
-      <w:hyperlink r:id="rId50">
-        <w:r>
-          <w:rPr>
-            <w:lang w:val="id_ID" w:bidi="id_ID"/>
-          </w:rPr>
-          <w:rPr>
-            <w:color w:val="0000EE"/>
-            <w:u w:val="single"/>
-          </w:rPr>
-          <w:t>4:2</w:t>
-        </w:r>
-      </w:hyperlink>
+      <w:r>
+        <w:rPr>
+          <w:lang w:val="id_ID" w:bidi="id_ID"/>
+        </w:rPr>
+        <w:t>4:2</w:t>
+      </w:r>
       <w:r>
         <w:rPr>
           <w:lang w:val="id_ID" w:bidi="id_ID"/>
@@ -50335,18 +49999,12 @@
         </w:rPr>
         <w:t xml:space="preserve"> Kristus. Ini tidak berarti bahwa pesannya sulit dipahami, tetapi lebih berarti bahwa pesan itu belum pernah diungkapkan sebelumnya. Namun, sekarang Paulus “menjelaskannya” (seperti yang dikatakan </w:t>
       </w:r>
-      <w:hyperlink r:id="rId51">
-        <w:r>
-          <w:rPr>
-            <w:lang w:val="id_ID" w:bidi="id_ID"/>
-          </w:rPr>
-          <w:rPr>
-            <w:color w:val="0000EE"/>
-            <w:u w:val="single"/>
-          </w:rPr>
-          <w:t>4:4</w:t>
-        </w:r>
-      </w:hyperlink>
+      <w:r>
+        <w:rPr>
+          <w:lang w:val="id_ID" w:bidi="id_ID"/>
+        </w:rPr>
+        <w:t>4:4</w:t>
+      </w:r>
       <w:r>
         <w:rPr>
           <w:lang w:val="id_ID" w:bidi="id_ID"/>
@@ -50859,36 +50517,24 @@
         </w:rPr>
         <w:t xml:space="preserve"> dapat memperkenalkan: (1) hal lain yang harus didoakan jemaat Kolose (selain apa yang dikatakan dalam </w:t>
       </w:r>
-      <w:hyperlink r:id="rId52">
-        <w:r>
-          <w:rPr>
-            <w:lang w:val="id_ID" w:bidi="id_ID"/>
-          </w:rPr>
-          <w:rPr>
-            <w:color w:val="0000EE"/>
-            <w:u w:val="single"/>
-          </w:rPr>
-          <w:t>4:3</w:t>
-        </w:r>
-      </w:hyperlink>
+      <w:r>
+        <w:rPr>
+          <w:lang w:val="id_ID" w:bidi="id_ID"/>
+        </w:rPr>
+        <w:t>4:3</w:t>
+      </w:r>
       <w:r>
         <w:rPr>
           <w:lang w:val="id_ID" w:bidi="id_ID"/>
         </w:rPr>
         <w:t xml:space="preserve">). Terjemahan alternatif: “dan agar” atau “dan meminta agar” (2) tujuan lain yang harus didoakan jemaat Kolose bagi Paulus (selain apa yang dikatakan dalam </w:t>
       </w:r>
-      <w:hyperlink r:id="rId52">
-        <w:r>
-          <w:rPr>
-            <w:lang w:val="id_ID" w:bidi="id_ID"/>
-          </w:rPr>
-          <w:rPr>
-            <w:color w:val="0000EE"/>
-            <w:u w:val="single"/>
-          </w:rPr>
-          <w:t>4:3</w:t>
-        </w:r>
-      </w:hyperlink>
+      <w:r>
+        <w:rPr>
+          <w:lang w:val="id_ID" w:bidi="id_ID"/>
+        </w:rPr>
+        <w:t>4:3</w:t>
+      </w:r>
       <w:r>
         <w:rPr>
           <w:lang w:val="id_ID" w:bidi="id_ID"/>
@@ -51802,18 +51448,12 @@
         </w:rPr>
         <w:t>Ayat ini memberikan satu cara di mana Paulus ingin jemaat Kolose untuk “hidup dengan penuh hikmat terhadap orang-orang luar” (</w:t>
       </w:r>
-      <w:hyperlink r:id="rId53">
-        <w:r>
-          <w:rPr>
-            <w:lang w:val="id_ID" w:bidi="id_ID"/>
-          </w:rPr>
-          <w:rPr>
-            <w:color w:val="0000EE"/>
-            <w:u w:val="single"/>
-          </w:rPr>
-          <w:t>4:5</w:t>
-        </w:r>
-      </w:hyperlink>
+      <w:r>
+        <w:rPr>
+          <w:lang w:val="id_ID" w:bidi="id_ID"/>
+        </w:rPr>
+        <w:t>4:5</w:t>
+      </w:r>
       <w:r>
         <w:rPr>
           <w:lang w:val="id_ID" w:bidi="id_ID"/>
@@ -52369,18 +52009,12 @@
         </w:rPr>
         <w:t xml:space="preserve"> mengacu kepada individu-individu yang dianggap sebagai bagian dari “mereka yang berada di luar” (</w:t>
       </w:r>
-      <w:hyperlink r:id="rId53">
-        <w:r>
-          <w:rPr>
-            <w:lang w:val="id_ID" w:bidi="id_ID"/>
-          </w:rPr>
-          <w:rPr>
-            <w:color w:val="0000EE"/>
-            <w:u w:val="single"/>
-          </w:rPr>
-          <w:t>4:5</w:t>
-        </w:r>
-      </w:hyperlink>
+      <w:r>
+        <w:rPr>
+          <w:lang w:val="id_ID" w:bidi="id_ID"/>
+        </w:rPr>
+        <w:t>4:5</w:t>
+      </w:r>
       <w:r>
         <w:rPr>
           <w:lang w:val="id_ID" w:bidi="id_ID"/>
@@ -53502,18 +53136,12 @@
         </w:rPr>
         <w:t xml:space="preserve">Sama seperti frasa “semua hal yang menyangkut aku” dalam </w:t>
       </w:r>
-      <w:hyperlink r:id="rId54">
-        <w:r>
-          <w:rPr>
-            <w:lang w:val="id_ID" w:bidi="id_ID"/>
-          </w:rPr>
-          <w:rPr>
-            <w:color w:val="0000EE"/>
-            <w:u w:val="single"/>
-          </w:rPr>
-          <w:t>4:7</w:t>
-        </w:r>
-      </w:hyperlink>
+      <w:r>
+        <w:rPr>
+          <w:lang w:val="id_ID" w:bidi="id_ID"/>
+        </w:rPr>
+        <w:t>4:7</w:t>
+      </w:r>
       <w:r>
         <w:rPr>
           <w:lang w:val="id_ID" w:bidi="id_ID"/>
@@ -54212,36 +53840,24 @@
         </w:rPr>
         <w:t xml:space="preserve">Sama seperti frasa “semua hal yang menyangkut aku” dalam </w:t>
       </w:r>
-      <w:hyperlink r:id="rId54">
-        <w:r>
-          <w:rPr>
-            <w:lang w:val="id_ID" w:bidi="id_ID"/>
-          </w:rPr>
-          <w:rPr>
-            <w:color w:val="0000EE"/>
-            <w:u w:val="single"/>
-          </w:rPr>
-          <w:t>4:7</w:t>
-        </w:r>
-      </w:hyperlink>
+      <w:r>
+        <w:rPr>
+          <w:lang w:val="id_ID" w:bidi="id_ID"/>
+        </w:rPr>
+        <w:t>4:7</w:t>
+      </w:r>
       <w:r>
         <w:rPr>
           <w:lang w:val="id_ID" w:bidi="id_ID"/>
         </w:rPr>
         <w:t xml:space="preserve"> dan “hal-hal yang menyangkut kita” dalam </w:t>
       </w:r>
-      <w:hyperlink r:id="rId55">
-        <w:r>
-          <w:rPr>
-            <w:lang w:val="id_ID" w:bidi="id_ID"/>
-          </w:rPr>
-          <w:rPr>
-            <w:color w:val="0000EE"/>
-            <w:u w:val="single"/>
-          </w:rPr>
-          <w:t>4:8</w:t>
-        </w:r>
-      </w:hyperlink>
+      <w:r>
+        <w:rPr>
+          <w:lang w:val="id_ID" w:bidi="id_ID"/>
+        </w:rPr>
+        <w:t>4:8</w:t>
+      </w:r>
       <w:r>
         <w:rPr>
           <w:lang w:val="id_ID" w:bidi="id_ID"/>
@@ -56023,18 +55639,12 @@
         </w:rPr>
         <w:t xml:space="preserve"> adalah nama seorang pria. Dialah yang pertama kali memberitakan kabar baik kepada orang-orang di Kolose (Lihat: </w:t>
       </w:r>
-      <w:hyperlink r:id="rId22">
-        <w:r>
-          <w:rPr>
-            <w:lang w:val="id_ID" w:bidi="id_ID"/>
-          </w:rPr>
-          <w:rPr>
-            <w:color w:val="0000EE"/>
-            <w:u w:val="single"/>
-          </w:rPr>
-          <w:t>Kolose 1:7</w:t>
-        </w:r>
-      </w:hyperlink>
+      <w:r>
+        <w:rPr>
+          <w:lang w:val="id_ID" w:bidi="id_ID"/>
+        </w:rPr>
+        <w:t>Kolose 1:7</w:t>
+      </w:r>
       <w:r>
         <w:rPr>
           <w:lang w:val="id_ID" w:bidi="id_ID"/>
@@ -57007,18 +56617,12 @@
         </w:rPr>
         <w:t xml:space="preserve"> memperkenalkan dukungan lebih lanjut untuk pernyataan Paulus tentang Epafras dalam ayat sebelumnya. Dalam </w:t>
       </w:r>
-      <w:hyperlink r:id="rId56">
-        <w:r>
-          <w:rPr>
-            <w:lang w:val="id_ID" w:bidi="id_ID"/>
-          </w:rPr>
-          <w:rPr>
-            <w:color w:val="0000EE"/>
-            <w:u w:val="single"/>
-          </w:rPr>
-          <w:t>4:12</w:t>
-        </w:r>
-      </w:hyperlink>
+      <w:r>
+        <w:rPr>
+          <w:lang w:val="id_ID" w:bidi="id_ID"/>
+        </w:rPr>
+        <w:t>4:12</w:t>
+      </w:r>
       <w:r>
         <w:rPr>
           <w:lang w:val="id_ID" w:bidi="id_ID"/>
@@ -57717,18 +57321,12 @@
         </w:rPr>
         <w:t xml:space="preserve">Seperti kebiasaan dalam budaya ini, Paulus tidak hanya menyampaikan salam dari orang-orang yang bersamanya dan yang mengenal orang-orang yang kepadanya ia menulis surat (seperti yang telah ia lakukan dalam </w:t>
       </w:r>
-      <w:hyperlink r:id="rId57">
-        <w:r>
-          <w:rPr>
-            <w:lang w:val="id_ID" w:bidi="id_ID"/>
-          </w:rPr>
-          <w:rPr>
-            <w:color w:val="0000EE"/>
-            <w:u w:val="single"/>
-          </w:rPr>
-          <w:t>4:10–14</w:t>
-        </w:r>
-      </w:hyperlink>
+      <w:r>
+        <w:rPr>
+          <w:lang w:val="id_ID" w:bidi="id_ID"/>
+        </w:rPr>
+        <w:t>4:10–14</w:t>
+      </w:r>
       <w:r>
         <w:rPr>
           <w:lang w:val="id_ID" w:bidi="id_ID"/>
@@ -58438,18 +58036,12 @@
         </w:rPr>
         <w:t>Selain meminta jemaat Kolose untuk memberi salam kepada orang lain atas namanya (</w:t>
       </w:r>
-      <w:hyperlink r:id="rId58">
-        <w:r>
-          <w:rPr>
-            <w:lang w:val="id_ID" w:bidi="id_ID"/>
-          </w:rPr>
-          <w:rPr>
-            <w:color w:val="0000EE"/>
-            <w:u w:val="single"/>
-          </w:rPr>
-          <w:t>4:15</w:t>
-        </w:r>
-      </w:hyperlink>
+      <w:r>
+        <w:rPr>
+          <w:lang w:val="id_ID" w:bidi="id_ID"/>
+        </w:rPr>
+        <w:t>4:15</w:t>
+      </w:r>
       <w:r>
         <w:rPr>
           <w:lang w:val="id_ID" w:bidi="id_ID"/>
